--- a/nexidoc/Nexi_User_Guide_v22.64.docx
+++ b/nexidoc/Nexi_User_Guide_v22.64.docx
@@ -16502,7 +16502,7 @@
     </w:p>
     <w:p>
       <w:r>
-        <w:t>The lines are in Eyal’s four groups: G1 Greenhouse – additional items for PRJ15 &amp; PRJ16 (134), G2 Irrigation room (53), G3 Building for water tanks &amp; facilities (107), G4 Equipment &amp; machines for PRJ15 &amp; PRJ16 (54). Lines for both greenhouses are held in Project 15 and go to GH16 on an item request.</w:t>
+        <w:t>The lines are in Eyal’s four groups: G1 Greenhouse – additional items for PRJ15 &amp; PRJ16 (134), G2 Irrigation room (53), G3 Building for water tanks &amp; facilities (107), G4 Equipment &amp; machines for PRJ15 &amp; PRJ16 (54). Lines for both greenhouses are held in Project 15 and go to GH16 on an item request. Approving a request checks it against the balance less what the other open requests already hold — the request’s own quantity is counted once, so everything that is free can be approved.</w:t>
       </w:r>
     </w:p>
     <w:p>
